--- a/Roadmap Técnico do Tamo Junto Games.docx
+++ b/Roadmap Técnico do Tamo Junto Games.docx
@@ -48,7 +48,23 @@
           <w:bCs/>
           <w:color w:val="2E74B5"/>
         </w:rPr>
-        <w:t>3 etapas concluídas  |  9 etapas pendentes</w:t>
+        <w:t>10 de 12 etapas concluídas  |  2 etapas pendentes</w:t>
+      </w:r>
+    </w:p>
+    <w:p>
+      <w:pPr>
+        <w:spacing w:after="0"/>
+        <w:jc w:val="center"/>
+      </w:pPr>
+      <w:r>
+        <w:rPr>
+          <w:i/>
+          <w:iCs/>
+          <w:color w:val="667085"/>
+          <w:sz w:val="18"/>
+          <w:szCs w:val="18"/>
+        </w:rPr>
+        <w:t>Suíte atual: 127 testes aprovados. Próxima etapa: 11 — Paginar e otimizar consultas.</w:t>
       </w:r>
     </w:p>
     <w:p>
@@ -62,7 +78,7 @@
           <w:sz w:val="19"/>
           <w:szCs w:val="19"/>
         </w:rPr>
-        <w:t>Versão 1.0  •  1º de julho de 2026</w:t>
+        <w:t>Versão 1.2  •  18 de outubro de 2026</w:t>
       </w:r>
     </w:p>
     <w:p>
@@ -396,18 +412,7 @@
             <w:vAlign w:val="center"/>
           </w:tcPr>
           <w:p>
-            <w:pPr>
-              <w:spacing w:after="0" w:line="260" w:lineRule="auto"/>
-              <w:jc w:val="center"/>
-            </w:pPr>
             <w:r>
-              <w:rPr>
-                <w:b/>
-                <w:bCs/>
-                <w:color w:val="287A3D"/>
-                <w:sz w:val="19"/>
-                <w:szCs w:val="19"/>
-              </w:rPr>
               <w:t>Concluída</w:t>
             </w:r>
           </w:p>
@@ -488,18 +493,7 @@
             <w:vAlign w:val="center"/>
           </w:tcPr>
           <w:p>
-            <w:pPr>
-              <w:spacing w:after="0" w:line="260" w:lineRule="auto"/>
-              <w:jc w:val="center"/>
-            </w:pPr>
             <w:r>
-              <w:rPr>
-                <w:b/>
-                <w:bCs/>
-                <w:color w:val="287A3D"/>
-                <w:sz w:val="19"/>
-                <w:szCs w:val="19"/>
-              </w:rPr>
               <w:t>Concluída</w:t>
             </w:r>
           </w:p>
@@ -580,18 +574,7 @@
             <w:vAlign w:val="center"/>
           </w:tcPr>
           <w:p>
-            <w:pPr>
-              <w:spacing w:after="0" w:line="260" w:lineRule="auto"/>
-              <w:jc w:val="center"/>
-            </w:pPr>
             <w:r>
-              <w:rPr>
-                <w:b/>
-                <w:bCs/>
-                <w:color w:val="287A3D"/>
-                <w:sz w:val="19"/>
-                <w:szCs w:val="19"/>
-              </w:rPr>
               <w:t>Concluída</w:t>
             </w:r>
           </w:p>
@@ -672,19 +655,8 @@
             <w:vAlign w:val="center"/>
           </w:tcPr>
           <w:p>
-            <w:pPr>
-              <w:spacing w:after="0" w:line="260" w:lineRule="auto"/>
-              <w:jc w:val="center"/>
-            </w:pPr>
             <w:r>
-              <w:rPr>
-                <w:b/>
-                <w:bCs/>
-                <w:color w:val="8A5A00"/>
-                <w:sz w:val="19"/>
-                <w:szCs w:val="19"/>
-              </w:rPr>
-              <w:t>Pendente</w:t>
+              <w:t>Concluída</w:t>
             </w:r>
           </w:p>
         </w:tc>
@@ -764,19 +736,8 @@
             <w:vAlign w:val="center"/>
           </w:tcPr>
           <w:p>
-            <w:pPr>
-              <w:spacing w:after="0" w:line="260" w:lineRule="auto"/>
-              <w:jc w:val="center"/>
-            </w:pPr>
             <w:r>
-              <w:rPr>
-                <w:b/>
-                <w:bCs/>
-                <w:color w:val="8A5A00"/>
-                <w:sz w:val="19"/>
-                <w:szCs w:val="19"/>
-              </w:rPr>
-              <w:t>Pendente</w:t>
+              <w:t>Concluída</w:t>
             </w:r>
           </w:p>
         </w:tc>
@@ -846,7 +807,7 @@
         <w:tc>
           <w:tcPr>
             <w:tcW w:w="1580" w:type="dxa"/>
-            <w:shd w:val="clear" w:color="auto" w:fill="FFF4D6"/>
+            <w:shd w:val="clear" w:color="auto" w:fill="EAF5ED"/>
             <w:tcMar>
               <w:top w:w="90" w:type="dxa"/>
               <w:left w:w="120" w:type="dxa"/>
@@ -856,19 +817,8 @@
             <w:vAlign w:val="center"/>
           </w:tcPr>
           <w:p>
-            <w:pPr>
-              <w:spacing w:after="0" w:line="260" w:lineRule="auto"/>
-              <w:jc w:val="center"/>
-            </w:pPr>
             <w:r>
-              <w:rPr>
-                <w:b/>
-                <w:bCs/>
-                <w:color w:val="8A5A00"/>
-                <w:sz w:val="19"/>
-                <w:szCs w:val="19"/>
-              </w:rPr>
-              <w:t>Pendente</w:t>
+              <w:t>Concluída</w:t>
             </w:r>
           </w:p>
         </w:tc>
@@ -938,7 +888,7 @@
         <w:tc>
           <w:tcPr>
             <w:tcW w:w="1580" w:type="dxa"/>
-            <w:shd w:val="clear" w:color="auto" w:fill="FFF4D6"/>
+            <w:shd w:val="clear" w:color="auto" w:fill="EAF5ED"/>
             <w:tcMar>
               <w:top w:w="90" w:type="dxa"/>
               <w:left w:w="120" w:type="dxa"/>
@@ -948,19 +898,8 @@
             <w:vAlign w:val="center"/>
           </w:tcPr>
           <w:p>
-            <w:pPr>
-              <w:spacing w:after="0" w:line="260" w:lineRule="auto"/>
-              <w:jc w:val="center"/>
-            </w:pPr>
             <w:r>
-              <w:rPr>
-                <w:b/>
-                <w:bCs/>
-                <w:color w:val="8A5A00"/>
-                <w:sz w:val="19"/>
-                <w:szCs w:val="19"/>
-              </w:rPr>
-              <w:t>Pendente</w:t>
+              <w:t>Concluída</w:t>
             </w:r>
           </w:p>
         </w:tc>
@@ -1030,7 +969,7 @@
         <w:tc>
           <w:tcPr>
             <w:tcW w:w="1580" w:type="dxa"/>
-            <w:shd w:val="clear" w:color="auto" w:fill="FFF4D6"/>
+            <w:shd w:val="clear" w:color="auto" w:fill="EAF5ED"/>
             <w:tcMar>
               <w:top w:w="90" w:type="dxa"/>
               <w:left w:w="120" w:type="dxa"/>
@@ -1040,19 +979,8 @@
             <w:vAlign w:val="center"/>
           </w:tcPr>
           <w:p>
-            <w:pPr>
-              <w:spacing w:after="0" w:line="260" w:lineRule="auto"/>
-              <w:jc w:val="center"/>
-            </w:pPr>
             <w:r>
-              <w:rPr>
-                <w:b/>
-                <w:bCs/>
-                <w:color w:val="8A5A00"/>
-                <w:sz w:val="19"/>
-                <w:szCs w:val="19"/>
-              </w:rPr>
-              <w:t>Pendente</w:t>
+              <w:t>Concluída</w:t>
             </w:r>
           </w:p>
         </w:tc>
@@ -1122,7 +1050,7 @@
         <w:tc>
           <w:tcPr>
             <w:tcW w:w="1580" w:type="dxa"/>
-            <w:shd w:val="clear" w:color="auto" w:fill="FFF4D6"/>
+            <w:shd w:val="clear" w:color="auto" w:fill="EAF5ED"/>
             <w:tcMar>
               <w:top w:w="90" w:type="dxa"/>
               <w:left w:w="120" w:type="dxa"/>
@@ -1132,19 +1060,8 @@
             <w:vAlign w:val="center"/>
           </w:tcPr>
           <w:p>
-            <w:pPr>
-              <w:spacing w:after="0" w:line="260" w:lineRule="auto"/>
-              <w:jc w:val="center"/>
-            </w:pPr>
             <w:r>
-              <w:rPr>
-                <w:b/>
-                <w:bCs/>
-                <w:color w:val="8A5A00"/>
-                <w:sz w:val="19"/>
-                <w:szCs w:val="19"/>
-              </w:rPr>
-              <w:t>Pendente</w:t>
+              <w:t>Concluída</w:t>
             </w:r>
           </w:p>
         </w:tc>
@@ -1214,7 +1131,7 @@
         <w:tc>
           <w:tcPr>
             <w:tcW w:w="1580" w:type="dxa"/>
-            <w:shd w:val="clear" w:color="auto" w:fill="FFF4D6"/>
+            <w:shd w:val="clear" w:color="auto" w:fill="EAF5ED"/>
             <w:tcMar>
               <w:top w:w="90" w:type="dxa"/>
               <w:left w:w="120" w:type="dxa"/>
@@ -1224,19 +1141,8 @@
             <w:vAlign w:val="center"/>
           </w:tcPr>
           <w:p>
-            <w:pPr>
-              <w:spacing w:after="0" w:line="260" w:lineRule="auto"/>
-              <w:jc w:val="center"/>
-            </w:pPr>
             <w:r>
-              <w:rPr>
-                <w:b/>
-                <w:bCs/>
-                <w:color w:val="8A5A00"/>
-                <w:sz w:val="19"/>
-                <w:szCs w:val="19"/>
-              </w:rPr>
-              <w:t>Pendente</w:t>
+              <w:t>Concluída</w:t>
             </w:r>
           </w:p>
         </w:tc>
@@ -1316,18 +1222,7 @@
             <w:vAlign w:val="center"/>
           </w:tcPr>
           <w:p>
-            <w:pPr>
-              <w:spacing w:after="0" w:line="260" w:lineRule="auto"/>
-              <w:jc w:val="center"/>
-            </w:pPr>
             <w:r>
-              <w:rPr>
-                <w:b/>
-                <w:bCs/>
-                <w:color w:val="8A5A00"/>
-                <w:sz w:val="19"/>
-                <w:szCs w:val="19"/>
-              </w:rPr>
               <w:t>Pendente</w:t>
             </w:r>
           </w:p>
@@ -1408,18 +1303,7 @@
             <w:vAlign w:val="center"/>
           </w:tcPr>
           <w:p>
-            <w:pPr>
-              <w:spacing w:after="0" w:line="260" w:lineRule="auto"/>
-              <w:jc w:val="center"/>
-            </w:pPr>
             <w:r>
-              <w:rPr>
-                <w:b/>
-                <w:bCs/>
-                <w:color w:val="8A5A00"/>
-                <w:sz w:val="19"/>
-                <w:szCs w:val="19"/>
-              </w:rPr>
               <w:t>Pendente</w:t>
             </w:r>
           </w:p>
@@ -1517,7 +1401,7 @@
           <w:bCs/>
           <w:color w:val="17365D"/>
         </w:rPr>
-        <w:t xml:space="preserve">Resultado atual. </w:t>
+        <w:t xml:space="preserve">Resultado histórico da etapa. </w:t>
       </w:r>
       <w:r>
         <w:t>Projeto de testes de integração criado, com SQLite em memória, JWT exclusivo de testes e nove cenários cobrindo autenticação e operações atuais.</w:t>
@@ -1736,11 +1620,11 @@
         <w:rPr>
           <w:b/>
           <w:bCs/>
-          <w:color w:val="8A5A00"/>
+          <w:color w:val="287A3D"/>
           <w:sz w:val="19"/>
           <w:szCs w:val="19"/>
         </w:rPr>
-        <w:t>PENDENTE</w:t>
+        <w:t>CONCLUÍDA</w:t>
       </w:r>
     </w:p>
     <w:p>
@@ -1769,11 +1653,13 @@
           <w:bCs/>
           <w:color w:val="17365D"/>
         </w:rPr>
-        <w:lastRenderedPageBreak/>
         <w:t xml:space="preserve">Principais arquivos. </w:t>
       </w:r>
       <w:r>
-        <w:t>Services/UsuarioService.cs; Data/AppDbContext.cs ou configuração de Usuario; nova migration; testes de cadastro, atualização e login.</w:t>
+        <w:rPr>
+          <w:b w:val="0"/>
+        </w:rPr>
+        <w:t>Models/Usuario.cs; Services/EmailNormalizer.cs; Services/UsuarioService.cs; Data/AppDbContext.cs; Migrations/20260818172938_EmailNormalizadoUniqueIndex.cs; AppDbContextModelSnapshot.cs; UsuariosAuthenticationTests.cs; Testes.http.</w:t>
       </w:r>
     </w:p>
     <w:p>
@@ -1787,14 +1673,15 @@
           <w:bCs/>
           <w:color w:val="17365D"/>
         </w:rPr>
-        <w:t xml:space="preserve">Escopo planejado. </w:t>
-      </w:r>
-      <w:r>
-        <w:t>Planejar normalização única para cadastro, atualização e login; auditar duplicidades antes de criar índi</w:t>
-      </w:r>
-      <w:r>
-        <w:t>ce único no banco.</w:t>
-      </w:r>
+        <w:t xml:space="preserve">Resultado atual. </w:t>
+      </w:r>
+      <w:r>
+        <w:rPr>
+          <w:b w:val="0"/>
+        </w:rPr>
+        <w:t>Email e EmailNormalizado implementados; normalização centralizada; Trim() para apresentação; Trim().ToUpperInvariant() para identidade; cadastro, login e atualização usando a identidade normalizada; índice UNIQUE no banco para EmailNormalizado; migration criada e aplicada; testes automatizados e manuais concluídos.</w:t>
+      </w:r>
+      <w:r/>
     </w:p>
     <w:p>
       <w:pPr>
@@ -1824,11 +1711,11 @@
         <w:rPr>
           <w:b/>
           <w:bCs/>
-          <w:color w:val="8A5A00"/>
+          <w:color w:val="287A3D"/>
           <w:sz w:val="19"/>
           <w:szCs w:val="19"/>
         </w:rPr>
-        <w:t>PENDENTE</w:t>
+        <w:t>CONCLUÍDA</w:t>
       </w:r>
     </w:p>
     <w:p>
@@ -1860,11 +1747,12 @@
         <w:t xml:space="preserve">Principais arquivos. </w:t>
       </w:r>
       <w:r>
-        <w:t>Program.cs; Controllers/</w:t>
-      </w:r>
-      <w:r>
-        <w:t>UsuariosController.cs; Services/IUsuarioService.cs; Services/UsuarioService.cs; possíveis policies, handlers ou serviço de usuário atual; testes.</w:t>
-      </w:r>
+        <w:rPr>
+          <w:b w:val="0"/>
+        </w:rPr>
+        <w:t>Controllers/UsuariosController.cs; Services/IUsuarioService.cs; Services/UsuarioService.cs; UsuariosAuthenticationTests.cs; Testes.http.</w:t>
+      </w:r>
+      <w:r/>
     </w:p>
     <w:p>
       <w:pPr>
@@ -1877,14 +1765,15 @@
           <w:bCs/>
           <w:color w:val="17365D"/>
         </w:rPr>
-        <w:t xml:space="preserve">Escopo planejado. </w:t>
-      </w:r>
-      <w:r>
-        <w:t>Implementar por operação, começando pela identificação da claim sub e depois restringindo at</w:t>
-      </w:r>
-      <w:r>
-        <w:t>ualização, exclusão e listagem.</w:t>
-      </w:r>
+        <w:t xml:space="preserve">Resultado histórico da etapa. </w:t>
+      </w:r>
+      <w:r>
+        <w:rPr>
+          <w:b w:val="0"/>
+        </w:rPr>
+        <w:t>Identificação do usuário autenticado por sub / NameIdentifier; GET /api/usuarios/{id}, PUT /api/usuarios/{id} e DELETE /api/usuarios/{id} limitados ao próprio usuário; tentativa de operar sobre outro usuário retorna 403 Forbidden; GET /api/usuarios removido; ListarAsync removido da interface e do service; cadastro e login continuam públicos; 22 testes automatizados aprovados; validação manual concluída.</w:t>
+      </w:r>
+      <w:r/>
     </w:p>
     <w:p>
       <w:pPr>
@@ -1914,11 +1803,11 @@
         <w:rPr>
           <w:b/>
           <w:bCs/>
-          <w:color w:val="8A5A00"/>
+          <w:color w:val="287A3D"/>
           <w:sz w:val="19"/>
           <w:szCs w:val="19"/>
         </w:rPr>
-        <w:t>PENDENTE</w:t>
+        <w:t>CONCLUÍDA</w:t>
       </w:r>
     </w:p>
     <w:p>
@@ -1950,7 +1839,7 @@
         <w:t xml:space="preserve">Principais arquivos. </w:t>
       </w:r>
       <w:r>
-        <w:t>appsettings.json; appsettings.Development.json; .gitignore; Testes.http; README.md e configurações de implantação.</w:t>
+        <w:t>appsettings.json; appsettings.Development.json; TamoJuntoGames.API.csproj; .gitignore; Testes.http; Infrastructure/TamoJuntoGamesApiFactory.cs.</w:t>
       </w:r>
     </w:p>
     <w:p>
@@ -1969,6 +1858,69 @@
       <w:r>
         <w:t>Usar User Secrets no desenvolvimento e variáveis de ambiente ou cofre de segredos em ambientes publicados.</w:t>
       </w:r>
+    </w:p>
+    <w:p>
+      <w:pPr>
+        <w:keepLines/>
+        <w:spacing w:after="150"/>
+      </w:pPr>
+      <w:r>
+        <w:rPr>
+          <w:b/>
+          <w:bCs/>
+          <w:color w:val="17365D"/>
+        </w:rPr>
+        <w:t xml:space="preserve">Resultado atual. </w:t>
+      </w:r>
+      <w:r>
+        <w:rPr>
+          <w:b w:val="0"/>
+        </w:rPr>
+        <w:t>Jwt:Key e tokens fixos retirados dos arquivos versionados; User Secrets configurado para desenvolvimento, sem segredo real no repositório. Issuer, Audience e ExpireMinutes continuam em configuração. Ajustes no .gitignore protegem arquivos locais; a autenticação foi preservada.</w:t>
+      </w:r>
+      <w:r/>
+    </w:p>
+    <w:p>
+      <w:pPr>
+        <w:keepLines/>
+        <w:spacing w:after="150"/>
+      </w:pPr>
+      <w:r>
+        <w:rPr>
+          <w:b/>
+          <w:bCs/>
+          <w:color w:val="17365D"/>
+        </w:rPr>
+        <w:t xml:space="preserve">Registro histórico. </w:t>
+      </w:r>
+      <w:r>
+        <w:rPr>
+          <w:b w:val="0"/>
+        </w:rPr>
+        <w:t>Chave de desenvolvimento gerada a partir de 64 bytes e codificada em Base64, mantida em User Secrets. Nenhum valor de chave ou token é reproduzido neste documento. Commit 778bd6c7 — Remove segredos JWT dos arquivos versionados.</w:t>
+      </w:r>
+      <w:r/>
+    </w:p>
+    <w:p>
+      <w:pPr>
+        <w:keepLines/>
+        <w:spacing w:after="150"/>
+      </w:pPr>
+      <w:r>
+        <w:rPr>
+          <w:b/>
+          <w:bCs/>
+          <w:color w:val="17365D"/>
+        </w:rPr>
+        <w:t xml:space="preserve">Publicação futura. </w:t>
+      </w:r>
+      <w:r>
+        <w:rPr>
+          <w:b w:val="0"/>
+        </w:rPr>
+        <w:t>Variáveis de ambiente ou cofre de segredos para ambientes publicados permanecem no planejamento; esta conclusão não declara que um ambiente de produção foi implantado.</w:t>
+      </w:r>
+      <w:r/>
     </w:p>
     <w:p>
       <w:pPr>
@@ -2001,11 +1953,11 @@
         <w:rPr>
           <w:b/>
           <w:bCs/>
-          <w:color w:val="8A5A00"/>
+          <w:color w:val="287A3D"/>
           <w:sz w:val="19"/>
           <w:szCs w:val="19"/>
         </w:rPr>
-        <w:t>PENDENTE</w:t>
+        <w:t>CONCLUÍDA</w:t>
       </w:r>
     </w:p>
     <w:p>
@@ -2037,10 +1989,10 @@
         <w:t xml:space="preserve">Principais arquivos. </w:t>
       </w:r>
       <w:r>
-        <w:t>Program.cs; nova classe JwtOptions; Services/Us</w:t>
-      </w:r>
-      <w:r>
-        <w:t>uarioService.cs ou futuro serviço de token; arquivos de configuração; testes.</w:t>
+        <w:t>Options/JwtOptions.cs; Program.cs; Services/UsuarioService.cs (implementação histórica); Services/TokenService.cs (consumo atual); JwtConfigurationTests.cs; Infrastructure/TamoJuntoGamesApiFactory.cs.</w:t>
+      </w:r>
+      <w:r>
+        <w:t/>
       </w:r>
     </w:p>
     <w:p>
@@ -2059,6 +2011,69 @@
       <w:r>
         <w:t>Centralizar as configurações JWT e remover conversões frágeis durante a requisição, preservando as validações atuais.</w:t>
       </w:r>
+    </w:p>
+    <w:p>
+      <w:pPr>
+        <w:keepLines/>
+        <w:spacing w:after="150"/>
+      </w:pPr>
+      <w:r>
+        <w:rPr>
+          <w:b/>
+          <w:bCs/>
+          <w:color w:val="17365D"/>
+        </w:rPr>
+        <w:t xml:space="preserve">Resultado atual. </w:t>
+      </w:r>
+      <w:r>
+        <w:rPr>
+          <w:b w:val="0"/>
+        </w:rPr>
+        <w:t>JwtOptions centraliza Key, Issuer, Audience e ExpireMinutes. O consumo usa IOptions&lt;JwtOptions&gt;; ValidateOnStart() impede a inicialização com configuração inválida. Chave, emissor, audiência e expiração são validados, mantendo a compatibilidade JWT.</w:t>
+      </w:r>
+      <w:r/>
+    </w:p>
+    <w:p>
+      <w:pPr>
+        <w:keepLines/>
+        <w:spacing w:after="150"/>
+      </w:pPr>
+      <w:r>
+        <w:rPr>
+          <w:b/>
+          <w:bCs/>
+          <w:color w:val="17365D"/>
+        </w:rPr>
+        <w:t xml:space="preserve">Regras implementadas. </w:t>
+      </w:r>
+      <w:r>
+        <w:rPr>
+          <w:b w:val="0"/>
+        </w:rPr>
+        <w:t>A chave exige pelo menos 32 bytes UTF-8 do texto configurado; não há decodificação Base64 pelo emissor. A expiração deve ser um inteiro de 1 a 1440 minutos. ClockSkew = TimeSpan.Zero foi preservado na validação dos tokens.</w:t>
+      </w:r>
+      <w:r/>
+    </w:p>
+    <w:p>
+      <w:pPr>
+        <w:keepLines/>
+        <w:spacing w:after="150"/>
+      </w:pPr>
+      <w:r>
+        <w:rPr>
+          <w:b/>
+          <w:bCs/>
+          <w:color w:val="17365D"/>
+        </w:rPr>
+        <w:t xml:space="preserve">Validação histórica. </w:t>
+      </w:r>
+      <w:r>
+        <w:rPr>
+          <w:b w:val="0"/>
+        </w:rPr>
+        <w:t>50 testes aprovados ao concluir a etapa. Commit 419bae3 — Implementa configuração JWT tipada e validada.</w:t>
+      </w:r>
+      <w:r/>
     </w:p>
     <w:p>
       <w:pPr>
@@ -2088,11 +2103,11 @@
         <w:rPr>
           <w:b/>
           <w:bCs/>
-          <w:color w:val="8A5A00"/>
+          <w:color w:val="287A3D"/>
           <w:sz w:val="19"/>
           <w:szCs w:val="19"/>
         </w:rPr>
-        <w:t>PENDENTE</w:t>
+        <w:t>CONCLUÍDA</w:t>
       </w:r>
     </w:p>
     <w:p>
@@ -2125,10 +2140,10 @@
         <w:t xml:space="preserve">Principais arquivos. </w:t>
       </w:r>
       <w:r>
-        <w:t>Services/UsuarioService.cs; Servic</w:t>
-      </w:r>
-      <w:r>
-        <w:t>es/IUsuarioService.cs; novos ITokenService/TokenService e, se necessário, IAuthService/AuthService; Program.cs; controllers; testes.</w:t>
+        <w:t>Services/ITokenService.cs; Services/TokenService.cs; Services/UsuarioService.cs; Program.cs; TokenServiceTests.cs; UsuarioServiceTokenDelegationTests.cs.</w:t>
+      </w:r>
+      <w:r>
+        <w:t/>
       </w:r>
     </w:p>
     <w:p>
@@ -2150,6 +2165,69 @@
       <w:r>
         <w:t>s.</w:t>
       </w:r>
+    </w:p>
+    <w:p>
+      <w:pPr>
+        <w:keepLines/>
+        <w:spacing w:after="150"/>
+      </w:pPr>
+      <w:r>
+        <w:rPr>
+          <w:b/>
+          <w:bCs/>
+          <w:color w:val="17365D"/>
+        </w:rPr>
+        <w:t xml:space="preserve">Resultado atual. </w:t>
+      </w:r>
+      <w:r>
+        <w:rPr>
+          <w:b w:val="0"/>
+        </w:rPr>
+        <w:t>A emissão JWT foi extraída para ITokenService e TokenService, registrados na injeção de dependência. UsuarioService.LoginAsync continua localizando o usuário e verificando a senha com BCrypt, delegando a emissão somente após credenciais válidas. Não foi criado AuthService.</w:t>
+      </w:r>
+      <w:r/>
+    </w:p>
+    <w:p>
+      <w:pPr>
+        <w:keepLines/>
+        <w:spacing w:after="150"/>
+      </w:pPr>
+      <w:r>
+        <w:rPr>
+          <w:b/>
+          <w:bCs/>
+          <w:color w:val="17365D"/>
+        </w:rPr>
+        <w:t xml:space="preserve">Compatibilidade. </w:t>
+      </w:r>
+      <w:r>
+        <w:rPr>
+          <w:b w:val="0"/>
+        </w:rPr>
+        <w:t>Contrato de login, claims sub (ID do usuário), email e apelido, assinatura HS256 com chave em UTF-8 e expiração foram preservados.</w:t>
+      </w:r>
+      <w:r/>
+    </w:p>
+    <w:p>
+      <w:pPr>
+        <w:keepLines/>
+        <w:spacing w:after="150"/>
+      </w:pPr>
+      <w:r>
+        <w:rPr>
+          <w:b/>
+          <w:bCs/>
+          <w:color w:val="17365D"/>
+        </w:rPr>
+        <w:t xml:space="preserve">Validação histórica. </w:t>
+      </w:r>
+      <w:r>
+        <w:rPr>
+          <w:b w:val="0"/>
+        </w:rPr>
+        <w:t>54 testes aprovados ao concluir a etapa. Commit 0fb2523 — Extrai emissão de JWT para TokenService.</w:t>
+      </w:r>
+      <w:r/>
     </w:p>
     <w:p>
       <w:pPr>
@@ -2179,11 +2257,11 @@
         <w:rPr>
           <w:b/>
           <w:bCs/>
-          <w:color w:val="8A5A00"/>
+          <w:color w:val="287A3D"/>
           <w:sz w:val="19"/>
           <w:szCs w:val="19"/>
         </w:rPr>
-        <w:t>PENDENTE</w:t>
+        <w:t>CONCLUÍDA</w:t>
       </w:r>
     </w:p>
     <w:p>
@@ -2215,10 +2293,10 @@
         <w:t xml:space="preserve">Principais arquivos. </w:t>
       </w:r>
       <w:r>
-        <w:t>DTOs de criação, atualização e login; Validati</w:t>
-      </w:r>
-      <w:r>
-        <w:t>ons/CamposIguaisAttribute.cs; Controllers/UsuariosController.cs; Services/UsuarioService.cs; Program.cs ou middleware; testes.</w:t>
+        <w:t>DTOs/CriarUsuarioDTO.cs; DTOs/AtualizarUsuarioDTO.cs; Controllers/UsuariosController.cs; Exceptions/EmailDuplicadoException.cs; Services/UsuarioService.cs; Program.cs; UsuariosValidationAndErrorsTests.cs; UsuarioPersistenceErrorsTests.cs.</w:t>
+      </w:r>
+      <w:r>
+        <w:t/>
       </w:r>
     </w:p>
     <w:p>
@@ -2240,6 +2318,132 @@
       <w:r>
         <w:t>istentes.</w:t>
       </w:r>
+    </w:p>
+    <w:p>
+      <w:pPr>
+        <w:keepLines/>
+        <w:spacing w:after="150"/>
+      </w:pPr>
+      <w:r>
+        <w:rPr>
+          <w:b/>
+          <w:bCs/>
+          <w:color w:val="17365D"/>
+        </w:rPr>
+        <w:t xml:space="preserve">Resultado atual. </w:t>
+      </w:r>
+      <w:r>
+        <w:rPr>
+          <w:b w:val="0"/>
+        </w:rPr>
+        <w:t>Erros padronizados com Problem Details e ValidationProblemDetails nas validações automáticas. Recursos nativos AddProblemDetails, UseExceptionHandler e UseStatusCodePages protegem também Development: falhas inesperadas retornam 500 sanitizado, sem mensagens internas ou dados sensíveis no corpo.</w:t>
+      </w:r>
+      <w:r/>
+    </w:p>
+    <w:p>
+      <w:pPr>
+        <w:keepLines/>
+        <w:spacing w:after="150"/>
+      </w:pPr>
+      <w:r>
+        <w:rPr>
+          <w:b/>
+          <w:bCs/>
+          <w:color w:val="17365D"/>
+        </w:rPr>
+        <w:t xml:space="preserve">Conflitos e persistência. </w:t>
+      </w:r>
+      <w:r>
+        <w:rPr>
+          <w:b w:val="0"/>
+        </w:rPr>
+        <w:t>EmailDuplicadoException representa conflitos de e-mail e retorna 409 com mensagem pública controlada, sem classificação textual de exceções. Violações UNIQUE SQLite são filtradas pelos códigos 19/2067 e exigem consulta adicional que confirme outro usuário com o mesmo EmailNormalizado.</w:t>
+      </w:r>
+      <w:r/>
+    </w:p>
+    <w:p>
+      <w:pPr>
+        <w:keepLines/>
+        <w:spacing w:after="150"/>
+      </w:pPr>
+      <w:r>
+        <w:rPr>
+          <w:b/>
+          <w:bCs/>
+          <w:color w:val="17365D"/>
+        </w:rPr>
+        <w:t xml:space="preserve">Preservação de falhas. </w:t>
+      </w:r>
+      <w:r>
+        <w:rPr>
+          <w:b w:val="0"/>
+        </w:rPr>
+        <w:t>Sem duplicidade confirmada, a exceção original de persistência é propagada. Se a consulta adicional falhar, o throw original preserva instância, causa e stack trace; um log estruturado seguro registra somente o tipo secundário e o evento, sem mensagem da exceção ou dados do usuário. A consulta não prova isoladamente qual índice originou a falha.</w:t>
+      </w:r>
+      <w:r/>
+    </w:p>
+    <w:p>
+      <w:pPr>
+        <w:keepLines/>
+        <w:spacing w:after="150"/>
+      </w:pPr>
+      <w:r>
+        <w:rPr>
+          <w:b/>
+          <w:bCs/>
+          <w:color w:val="17365D"/>
+        </w:rPr>
+        <w:t xml:space="preserve">Validações e compatibilidade. </w:t>
+      </w:r>
+      <w:r>
+        <w:rPr>
+          <w:b w:val="0"/>
+        </w:rPr>
+        <w:t>Cadastro e atualização receberam máximos de 100 unidades UTF-16 para nome, 50 para apelido e 254 para e-mail; a confirmação de e-mail no cadastro também tem limite. A contagem inclui espaços externos, antes da normalização. Login não recebeu novos máximos, e a política de senhas e BCrypt não mudou.</w:t>
+      </w:r>
+      <w:r/>
+    </w:p>
+    <w:p>
+      <w:pPr>
+        <w:keepLines/>
+        <w:spacing w:after="150"/>
+      </w:pPr>
+      <w:r>
+        <w:rPr>
+          <w:b/>
+          <w:bCs/>
+          <w:color w:val="17365D"/>
+        </w:rPr>
+        <w:t xml:space="preserve">Contratos HTTP. </w:t>
+      </w:r>
+      <w:r>
+        <w:rPr>
+          <w:b w:val="0"/>
+        </w:rPr>
+        <w:t>Preservados status e cabeçalhos relevantes, incluindo WWW-Authenticate, Allow, 201 com localização, 200 com os DTOs existentes e 204 sem corpo. A negociação de conteúdo continua nativa; Problem Details não é forçado por serializador próprio quando não houver escritor compatível.</w:t>
+      </w:r>
+      <w:r/>
+    </w:p>
+    <w:p>
+      <w:pPr>
+        <w:keepLines/>
+        <w:spacing w:after="150"/>
+      </w:pPr>
+      <w:r>
+        <w:rPr>
+          <w:b/>
+          <w:bCs/>
+          <w:color w:val="17365D"/>
+        </w:rPr>
+        <w:t xml:space="preserve">Validação histórica. </w:t>
+      </w:r>
+      <w:r>
+        <w:rPr>
+          <w:b w:val="0"/>
+        </w:rPr>
+        <w:t>104 testes aprovados ao concluir a etapa. Commit 81c6876 — Padroniza validações e respostas de erro da API.</w:t>
+      </w:r>
+      <w:r/>
     </w:p>
     <w:p>
       <w:pPr>
@@ -2269,11 +2473,11 @@
         <w:rPr>
           <w:b/>
           <w:bCs/>
-          <w:color w:val="8A5A00"/>
+          <w:color w:val="287A3D"/>
           <w:sz w:val="19"/>
           <w:szCs w:val="19"/>
         </w:rPr>
-        <w:t>PENDENTE</w:t>
+        <w:t>CONCLUÍDA</w:t>
       </w:r>
     </w:p>
     <w:p>
@@ -2305,10 +2509,10 @@
         <w:t xml:space="preserve">Principais arquivos. </w:t>
       </w:r>
       <w:r>
-        <w:t xml:space="preserve">Program.cs; endpoint ou controller de autenticação; arquivos de </w:t>
-      </w:r>
-      <w:r>
-        <w:t>configuração; testes de rate limiting e observabilidade.</w:t>
+        <w:t xml:space="preserve">Program.cs; Controllers/UsuariosController.cs; RateLimiting/LoginRateLimiting.cs; LoginRateLimitingTests.cs.</w:t>
+      </w:r>
+      <w:r>
+        <w:t/>
       </w:r>
     </w:p>
     <w:p>
@@ -2327,6 +2531,153 @@
       <w:r>
         <w:t>Aplicar limites equilibrados, registrar eventos de forma estruturada e evitar bloqueios indevidos de usuários legítimos.</w:t>
       </w:r>
+    </w:p>
+    <w:p>
+      <w:pPr>
+        <w:keepLines/>
+        <w:spacing w:after="150"/>
+      </w:pPr>
+      <w:r>
+        <w:rPr>
+          <w:b/>
+          <w:bCs/>
+          <w:color w:val="17365D"/>
+        </w:rPr>
+        <w:t xml:space="preserve">Resultado atual. </w:t>
+      </w:r>
+      <w:r>
+        <w:rPr>
+          <w:b w:val="0"/>
+        </w:rPr>
+        <w:t>Rate limiting nativo do ASP.NET Core 9, com política nomeada LoginPorIp aplicada exclusivamente a POST /api/usuarios/login. Sliding Window de 10 requisições por minuto por IP, seis segmentos de 10 segundos e fila zero. Estado em memória por instância.</w:t>
+      </w:r>
+      <w:r/>
+    </w:p>
+    <w:p>
+      <w:pPr>
+        <w:keepLines/>
+        <w:spacing w:after="150"/>
+      </w:pPr>
+      <w:r>
+        <w:rPr>
+          <w:b/>
+          <w:bCs/>
+          <w:color w:val="17365D"/>
+        </w:rPr>
+        <w:t xml:space="preserve">Identidade e precedência. </w:t>
+      </w:r>
+      <w:r>
+        <w:rPr>
+          <w:b w:val="0"/>
+        </w:rPr>
+        <w:t>RemoteIpAddress identifica o cliente; IPv4 mapeado em IPv6 é normalizado para IPv4. Requisições sem IP compartilham partição estável. Não há confiança direta em X-Forwarded-For nem configuração irrestrita de proxies. Todas as tentativas que chegam ao endpoint consomem cota, inclusive entradas inválidas; a rejeição ocorre antes do controller e do BCrypt.</w:t>
+      </w:r>
+      <w:r/>
+    </w:p>
+    <w:p>
+      <w:pPr>
+        <w:keepLines/>
+        <w:spacing w:after="150"/>
+      </w:pPr>
+      <w:r>
+        <w:rPr>
+          <w:b/>
+          <w:bCs/>
+          <w:color w:val="17365D"/>
+        </w:rPr>
+        <w:t xml:space="preserve">Rejeição e observabilidade. </w:t>
+      </w:r>
+      <w:r>
+        <w:rPr>
+          <w:b w:val="0"/>
+        </w:rPr>
+        <w:t>Excesso retorna 429 com Problem Details e mensagem genérica. Retry-After é enviado somente quando o limitador fornece metadado válido, arredondado para cima. Logs estruturados Warning usam evento nomeado e não incluem e-mail, senha, hash, token, corpo, IP completo ou cabeçalhos sensíveis. A negociação de conteúdo nativa do MVC foi preservada.</w:t>
+      </w:r>
+      <w:r/>
+    </w:p>
+    <w:p>
+      <w:pPr>
+        <w:keepLines/>
+        <w:spacing w:after="150"/>
+      </w:pPr>
+      <w:r>
+        <w:rPr>
+          <w:b/>
+          <w:bCs/>
+          <w:color w:val="17365D"/>
+        </w:rPr>
+        <w:t xml:space="preserve">Compatibilidade. </w:t>
+      </w:r>
+      <w:r>
+        <w:rPr>
+          <w:b w:val="0"/>
+        </w:rPr>
+        <w:t>JWT, BCrypt, normalização, DTOs, autorização e contratos existentes permanecem intactos dentro da cota. Após saturação, 429 pode preceder respostas que seriam 200, 400 ou 401. Cadastro, consulta, atualização e exclusão não recebem a política.</w:t>
+      </w:r>
+      <w:r/>
+    </w:p>
+    <w:p>
+      <w:pPr>
+        <w:keepLines/>
+        <w:spacing w:after="150"/>
+      </w:pPr>
+      <w:r>
+        <w:rPr>
+          <w:b/>
+          <w:bCs/>
+          <w:color w:val="17365D"/>
+        </w:rPr>
+        <w:t xml:space="preserve">Limitações conhecidas. </w:t>
+      </w:r>
+      <w:r>
+        <w:rPr>
+          <w:b w:val="0"/>
+        </w:rPr>
+        <w:t>Usuários atrás do mesmo IP, NAT ou proxy compartilham a cota; o estado reinicia com o processo e não é distribuído entre instâncias. Ataques distribuídos não são completamente impedidos. Não há teto global de verificações BCrypt simultâneas. O cadastro também usa BCrypt e está fora desta proteção.</w:t>
+      </w:r>
+      <w:r/>
+    </w:p>
+    <w:p>
+      <w:pPr>
+        <w:keepLines/>
+        <w:spacing w:after="150"/>
+      </w:pPr>
+      <w:r>
+        <w:rPr>
+          <w:b/>
+          <w:bCs/>
+          <w:color w:val="17365D"/>
+        </w:rPr>
+        <w:t xml:space="preserve">Operação futura. </w:t>
+      </w:r>
+      <w:r>
+        <w:rPr>
+          <w:b w:val="0"/>
+        </w:rPr>
+        <w:t>Proxies confiáveis dependerão da topologia de hospedagem. O volume de logs sob abuso deverá ser avaliado na publicação. Essas limitações não foram ampliadas para novas funcionalidades nesta etapa.</w:t>
+      </w:r>
+      <w:r/>
+    </w:p>
+    <w:p>
+      <w:pPr>
+        <w:keepLines/>
+        <w:spacing w:after="150"/>
+      </w:pPr>
+      <w:r>
+        <w:rPr>
+          <w:b/>
+          <w:bCs/>
+          <w:color w:val="17365D"/>
+        </w:rPr>
+        <w:t xml:space="preserve">Validação histórica. </w:t>
+      </w:r>
+      <w:r>
+        <w:rPr>
+          <w:b w:val="0"/>
+        </w:rPr>
+        <w:t>127 testes aprovados, 0 falhas e 0 ignorados: 104 anteriores e 23 novos nesta etapa. Commit b2ef12a — Protege login com rate limiting por IP.</w:t>
+      </w:r>
+      <w:r/>
     </w:p>
     <w:p>
       <w:pPr>

--- a/Roadmap Técnico do Tamo Junto Games.docx
+++ b/Roadmap Técnico do Tamo Junto Games.docx
@@ -48,7 +48,7 @@
           <w:bCs/>
           <w:color w:val="2E74B5"/>
         </w:rPr>
-        <w:t>10 de 12 etapas concluídas  |  2 etapas pendentes</w:t>
+        <w:t xml:space="preserve">12 de 12 etapas concluídas  |  Nenhuma etapa pendente no ciclo atual</w:t>
       </w:r>
     </w:p>
     <w:p>
@@ -64,7 +64,7 @@
           <w:sz w:val="18"/>
           <w:szCs w:val="18"/>
         </w:rPr>
-        <w:t>Suíte atual: 127 testes aprovados. Próxima etapa: 11 — Paginar e otimizar consultas.</w:t>
+        <w:t xml:space="preserve">Validação final: 166 testes aprovados, zero falhas e zero ignorados. Projeto pronto para stand-by.</w:t>
       </w:r>
     </w:p>
     <w:p>
@@ -78,7 +78,7 @@
           <w:sz w:val="19"/>
           <w:szCs w:val="19"/>
         </w:rPr>
-        <w:t>Versão 1.2  •  18 de outubro de 2026</w:t>
+        <w:t xml:space="preserve">Versão 1.3  •  19 de outubro de 2026</w:t>
       </w:r>
     </w:p>
     <w:p>
@@ -117,10 +117,10 @@
         <w:spacing w:after="140"/>
       </w:pPr>
       <w:r>
-        <w:t>Este roadmap reúne, em ordem recomendada, as melhorias técnicas definidas para o módulo de usuários e autenticação. A sequência prioriza segurança contra regressões, correção de</w:t>
-      </w:r>
-      <w:r>
-        <w:t xml:space="preserve"> inconsistências funcionais, integridade dos dados e evolução gradual da arquitetura.</w:t>
+        <w:t xml:space="preserve">Este roadmap reúne, em ordem recomendada, as melhorias técnicas definidas para o módulo de usuários e autenticação. A sequência prioriza segurança contra regressões, correção de inconsistências funcionais, integridade dos dados e evolução gradual da arquitetura. As 12 etapas estão concluídas nos escopos aprovados. O ciclo técnico está encerrado e o projeto está pronto para stand-by; publicação em produção continua dependente de decisões, implementações condicionais e homologação futura.</w:t>
+      </w:r>
+      <w:r>
+        <w:t xml:space="preserve"/>
       </w:r>
     </w:p>
     <w:p>
@@ -1205,14 +1205,14 @@
                 <w:sz w:val="19"/>
                 <w:szCs w:val="19"/>
               </w:rPr>
-              <w:t>Paginar e otimizar consultas</w:t>
+              <w:t xml:space="preserve">Otimizar a consulta individual de usuário</w:t>
             </w:r>
           </w:p>
         </w:tc>
         <w:tc>
           <w:tcPr>
             <w:tcW w:w="1580" w:type="dxa"/>
-            <w:shd w:val="clear" w:color="auto" w:fill="FFF4D6"/>
+            <w:shd w:val="clear" w:color="auto" w:fill="EAF5ED"/>
             <w:tcMar>
               <w:top w:w="90" w:type="dxa"/>
               <w:left w:w="120" w:type="dxa"/>
@@ -1223,7 +1223,7 @@
           </w:tcPr>
           <w:p>
             <w:r>
-              <w:t>Pendente</w:t>
+              <w:t xml:space="preserve">Concluída</w:t>
             </w:r>
           </w:p>
         </w:tc>
@@ -1286,14 +1286,14 @@
                 <w:sz w:val="19"/>
                 <w:szCs w:val="19"/>
               </w:rPr>
-              <w:t>Preparar a API para produção</w:t>
+              <w:t xml:space="preserve">Preparar a API para produção (escopo preparatório)</w:t>
             </w:r>
           </w:p>
         </w:tc>
         <w:tc>
           <w:tcPr>
             <w:tcW w:w="1580" w:type="dxa"/>
-            <w:shd w:val="clear" w:color="auto" w:fill="FFF4D6"/>
+            <w:shd w:val="clear" w:color="auto" w:fill="EAF5ED"/>
             <w:tcMar>
               <w:top w:w="90" w:type="dxa"/>
               <w:left w:w="120" w:type="dxa"/>
@@ -1304,7 +1304,7 @@
           </w:tcPr>
           <w:p>
             <w:r>
-              <w:t>Pendente</w:t>
+              <w:t xml:space="preserve">Concluída</w:t>
             </w:r>
           </w:p>
         </w:tc>
@@ -1330,6 +1330,7 @@
     </w:p>
     <w:p>
       <w:pPr>
+        <w:keepNext/>
         <w:keepLines/>
         <w:spacing w:after="100" w:line="280" w:lineRule="auto"/>
       </w:pPr>
@@ -1417,6 +1418,7 @@
     </w:p>
     <w:p>
       <w:pPr>
+        <w:keepNext/>
         <w:keepLines/>
         <w:spacing w:after="100" w:line="280" w:lineRule="auto"/>
       </w:pPr>
@@ -1512,6 +1514,7 @@
     </w:p>
     <w:p>
       <w:pPr>
+        <w:keepNext/>
         <w:keepLines/>
         <w:spacing w:after="100" w:line="280" w:lineRule="auto"/>
       </w:pPr>
@@ -1602,6 +1605,7 @@
     </w:p>
     <w:p>
       <w:pPr>
+        <w:keepNext/>
         <w:keepLines/>
         <w:spacing w:after="100" w:line="280" w:lineRule="auto"/>
       </w:pPr>
@@ -1693,6 +1697,7 @@
     </w:p>
     <w:p>
       <w:pPr>
+        <w:keepNext/>
         <w:keepLines/>
         <w:spacing w:after="100" w:line="280" w:lineRule="auto"/>
       </w:pPr>
@@ -1785,6 +1790,7 @@
     </w:p>
     <w:p>
       <w:pPr>
+        <w:keepNext/>
         <w:keepLines/>
         <w:spacing w:after="100" w:line="280" w:lineRule="auto"/>
       </w:pPr>
@@ -1935,6 +1941,7 @@
     </w:p>
     <w:p>
       <w:pPr>
+        <w:keepNext/>
         <w:keepLines/>
         <w:spacing w:after="100" w:line="280" w:lineRule="auto"/>
       </w:pPr>
@@ -2085,6 +2092,7 @@
     </w:p>
     <w:p>
       <w:pPr>
+        <w:keepNext/>
         <w:keepLines/>
         <w:spacing w:after="100" w:line="280" w:lineRule="auto"/>
       </w:pPr>
@@ -2239,6 +2247,7 @@
     </w:p>
     <w:p>
       <w:pPr>
+        <w:keepNext/>
         <w:keepLines/>
         <w:spacing w:after="100" w:line="280" w:lineRule="auto"/>
       </w:pPr>
@@ -2455,6 +2464,7 @@
     </w:p>
     <w:p>
       <w:pPr>
+        <w:keepNext/>
         <w:keepLines/>
         <w:spacing w:after="100" w:line="280" w:lineRule="auto"/>
       </w:pPr>
@@ -2684,11 +2694,12 @@
         <w:pStyle w:val="Ttulo2"/>
       </w:pPr>
       <w:r>
-        <w:t>Etapa 11 — Paginar e otimizar consultas</w:t>
-      </w:r>
-    </w:p>
-    <w:p>
-      <w:pPr>
+        <w:t xml:space="preserve">Etapa 11 — Otimizar a consulta individual de usuário</w:t>
+      </w:r>
+    </w:p>
+    <w:p>
+      <w:pPr>
+        <w:keepNext/>
         <w:keepLines/>
         <w:spacing w:after="100" w:line="280" w:lineRule="auto"/>
       </w:pPr>
@@ -2707,35 +2718,27 @@
         <w:rPr>
           <w:b/>
           <w:bCs/>
-          <w:color w:val="8A5A00"/>
+          <w:color w:val="1B7D3A"/>
           <w:sz w:val="19"/>
           <w:szCs w:val="19"/>
         </w:rPr>
-        <w:t>PENDENTE</w:t>
-      </w:r>
-    </w:p>
-    <w:p>
-      <w:pPr>
-        <w:keepLines/>
-      </w:pPr>
-      <w:r>
-        <w:rPr>
-          <w:b/>
-          <w:bCs/>
-          <w:color w:val="17365D"/>
-        </w:rPr>
-        <w:t>Obj</w:t>
-      </w:r>
-      <w:r>
-        <w:rPr>
-          <w:b/>
-          <w:bCs/>
-          <w:color w:val="17365D"/>
-        </w:rPr>
-        <w:t xml:space="preserve">etivo. </w:t>
-      </w:r>
-      <w:r>
-        <w:t>Manter tempo de resposta e consumo de memória estáveis conforme o número de usuários crescer.</w:t>
+        <w:t>CONCLUÍDA</w:t>
+      </w:r>
+    </w:p>
+    <w:p>
+      <w:pPr>
+        <w:keepLines/>
+      </w:pPr>
+      <w:r>
+        <w:rPr>
+          <w:b/>
+          <w:bCs/>
+          <w:color w:val="17365D"/>
+        </w:rPr>
+        <w:t xml:space="preserve">Objetivo. </w:t>
+      </w:r>
+      <w:r>
+        <w:t>Reduzir os dados transferidos e evitar materialização desnecessária na consulta individual de usuário, preservando autorização e contrato público.</w:t>
       </w:r>
     </w:p>
     <w:p>
@@ -2751,7 +2754,7 @@
         <w:t xml:space="preserve">Principais arquivos. </w:t>
       </w:r>
       <w:r>
-        <w:t>Controllers/UsuariosController.cs; Services/IUsuarioService.cs; Services/UsuarioService.cs; novos DTOs de paginação; configuração do banco; testes.</w:t>
+        <w:t>TamoJuntoGames.API/Services/UsuarioService.cs; TamoJuntoGames.API.Tests/UsuariosAuthenticationTests.cs; TamoJuntoGames.API.Tests/UsuariosQueryProjectionTests.cs.</w:t>
       </w:r>
     </w:p>
     <w:p>
@@ -2765,10 +2768,42 @@
           <w:bCs/>
           <w:color w:val="17365D"/>
         </w:rPr>
-        <w:t xml:space="preserve">Escopo planejado. </w:t>
-      </w:r>
-      <w:r>
-        <w:t>Paginar listagens, projetar DTOs no banco e estabelecer limites máximos por página.</w:t>
+        <w:t xml:space="preserve">Escopo original e readequação. </w:t>
+      </w:r>
+      <w:r>
+        <w:t>O planejamento previa paginar listagens, projetar DTOs no banco e limitar itens por página. Como a listagem geral foi removida na Etapa 5 por privacidade, o escopo aprovado passou a ser a otimização de ObterPorIdAsync. Paginação não foi implementada, e reintroduzir a listagem não é uma pendência obrigatória.</w:t>
+      </w:r>
+    </w:p>
+    <w:p>
+      <w:pPr>
+        <w:keepLines/>
+      </w:pPr>
+      <w:r>
+        <w:rPr>
+          <w:b/>
+          <w:bCs/>
+          <w:color w:val="17365D"/>
+        </w:rPr>
+        <w:t xml:space="preserve">Resultado atual. </w:t>
+      </w:r>
+      <w:r>
+        <w:t>Consulta por ID com filtro e Select traduzidos pelo EF Core/SQLite, antes de FirstOrDefaultAsync. Apenas Id, NomeCompleto, Apelido e Email são projetados para UsuarioRespostaDTO; a entidade Usuario completa não é materializada. AsNoTracking, execução assíncrona, retorno null e contratos HTTP foram preservados.</w:t>
+      </w:r>
+    </w:p>
+    <w:p>
+      <w:pPr>
+        <w:keepLines/>
+      </w:pPr>
+      <w:r>
+        <w:rPr>
+          <w:b/>
+          <w:bCs/>
+          <w:color w:val="17365D"/>
+        </w:rPr>
+        <w:t xml:space="preserve">Cobertura automatizada. </w:t>
+      </w:r>
+      <w:r>
+        <w:t>Teste de projeção executa a consulta contra SQLite em memória, inspeciona as colunas selecionadas e verifica ausência de materialização de Usuario. O teste do contrato JSON também foi fortalecido. Resultado histórico da etapa: 128 testes aprovados, zero falhas e zero ignorados.</w:t>
       </w:r>
     </w:p>
     <w:p>
@@ -2782,6 +2817,7 @@
     </w:p>
     <w:p>
       <w:pPr>
+        <w:keepNext/>
         <w:keepLines/>
         <w:spacing w:after="100" w:line="280" w:lineRule="auto"/>
       </w:pPr>
@@ -2800,11 +2836,11 @@
         <w:rPr>
           <w:b/>
           <w:bCs/>
-          <w:color w:val="8A5A00"/>
+          <w:color w:val="1B7D3A"/>
           <w:sz w:val="19"/>
           <w:szCs w:val="19"/>
         </w:rPr>
-        <w:t>PENDENTE</w:t>
+        <w:t>CONCLUÍDA NO ESCOPO PREPARATÓRIO</w:t>
       </w:r>
     </w:p>
     <w:p>
@@ -2820,7 +2856,7 @@
         <w:t xml:space="preserve">Objetivo. </w:t>
       </w:r>
       <w:r>
-        <w:t>Evoluir infraestrutura e operação somente quando existir um ambiente real de publicação e escala.</w:t>
+        <w:t>Concluir o ciclo preparatório e documental aprovado, registrar riscos e requisitos de publicação e permitir uma retomada informada, sem antecipar escolhas de infraestrutura.</w:t>
       </w:r>
     </w:p>
     <w:p>
@@ -2836,10 +2872,7 @@
         <w:t xml:space="preserve">Principais arquivos. </w:t>
       </w:r>
       <w:r>
-        <w:t>Program.cs; TamoJuntoGames.API.csproj; appsettings e variáveis de ambi</w:t>
-      </w:r>
-      <w:r>
-        <w:t>ente; AppDbContext e migrations; arquivos de implantação e documentação.</w:t>
+        <w:t>TamoJuntoGames.API/Program.cs; JwtLoggingTests.cs; HistoricalEmailMigrationTests.cs; EmailIdentityDiagnosticTests.cs; Infrastructure/HistoricalEmailDatabase.cs (no projeto de testes); tools/EmailIdentityDiagnostic; README.md; docs/diagnostico-identidade-email.md; docs/plano-publicacao-retomada.md.</w:t>
       </w:r>
     </w:p>
     <w:p>
@@ -2853,10 +2886,198 @@
           <w:bCs/>
           <w:color w:val="17365D"/>
         </w:rPr>
-        <w:t xml:space="preserve">Escopo planejado. </w:t>
-      </w:r>
-      <w:r>
-        <w:t>Planejar banco servidor, migrations controladas, refresh/revogação, rotação de chaves, CORS, HTTPS/proxy e observabilidade em entregas independentes.</w:t>
+        <w:t xml:space="preserve">Escopo original e readequação. </w:t>
+      </w:r>
+      <w:r>
+        <w:t>O planejamento previa avaliar banco servidor, migrations controladas, refresh/revogação, rotação de chaves, CORS, HTTPS/proxy e observabilidade em entregas independentes. O escopo executado nesta etapa foi preparatório: logging JWT, caracterização de identidades legadas, documentação da API e plano de publicação e retomada. As implementações de produção continuam condicionadas ao cenário futuro.</w:t>
+      </w:r>
+    </w:p>
+    <w:p>
+      <w:pPr>
+        <w:keepLines/>
+      </w:pPr>
+      <w:r>
+        <w:rPr>
+          <w:b/>
+          <w:bCs/>
+          <w:color w:val="17365D"/>
+        </w:rPr>
+        <w:t xml:space="preserve">12.1 — Logging de autenticação JWT. </w:t>
+      </w:r>
+      <w:r>
+        <w:t>Console.WriteLine dos callbacks personalizados substituídos por logs estruturados e sanitizados, com níveis e eventos controlados e cobertura automatizada. A alteração não comprova sanitização integral dos logs internos do framework ou da hospedagem.</w:t>
+      </w:r>
+    </w:p>
+    <w:p>
+      <w:pPr>
+        <w:keepLines/>
+      </w:pPr>
+      <w:r>
+        <w:rPr>
+          <w:b/>
+          <w:bCs/>
+          <w:color w:val="17365D"/>
+        </w:rPr>
+        <w:t xml:space="preserve">12.2 — Identidades de e-mails legadas. </w:t>
+      </w:r>
+      <w:r>
+        <w:t>Testes históricos de normalização e migrations reproduziram com dados sintéticos a divergência entre upper(trim(Email)) do SQLite e Trim().ToUpperInvariant() do normalizador C#. A caracterização não altera a migration histórica nem corrige identidades existentes.</w:t>
+      </w:r>
+    </w:p>
+    <w:p>
+      <w:pPr>
+        <w:keepLines/>
+      </w:pPr>
+      <w:r>
+        <w:rPr>
+          <w:b/>
+          <w:bCs/>
+          <w:color w:val="17365D"/>
+        </w:rPr>
+        <w:t xml:space="preserve">Diagnóstico e limites. </w:t>
+      </w:r>
+      <w:r>
+        <w:t>Ferramenta tools/EmailIdentityDiagnostic e documentação específica concluídas. O diagnóstico é somente leitura e exige cópia autorizada, consistente, offline e independente, respeitando as restrições de WAL/journals documentadas. Não realiza reparos. Nenhum reparo ou diagnóstico foi realizado no banco real; a existência de registros reais afetados permanece desconhecida.</w:t>
+      </w:r>
+    </w:p>
+    <w:p>
+      <w:pPr>
+        <w:keepLines/>
+      </w:pPr>
+      <w:r>
+        <w:rPr>
+          <w:b/>
+          <w:bCs/>
+          <w:color w:val="17365D"/>
+        </w:rPr>
+        <w:t xml:space="preserve">12.3 — README. </w:t>
+      </w:r>
+      <w:r>
+        <w:t>README.md existente atualizado com funcionalidades implementadas, endpoints, autenticação e autorização, configuração local, execução, testes e limitações. A documentação distingue a API atual das funcionalidades planejadas e não anuncia homologação para produção.</w:t>
+      </w:r>
+    </w:p>
+    <w:p>
+      <w:pPr>
+        <w:keepLines/>
+      </w:pPr>
+      <w:r>
+        <w:rPr>
+          <w:b/>
+          <w:bCs/>
+          <w:color w:val="17365D"/>
+        </w:rPr>
+        <w:t xml:space="preserve">12.4 — Publicação e retomada. </w:t>
+      </w:r>
+      <w:r>
+        <w:t>docs/plano-publicacao-retomada.md registra requisitos P0/P1/P2 contextualizados, riscos conhecidos e suas condições de ocorrência, decisões abertas, estratégia de retomada e critérios de futura homologação. As evidências do SQLite nativo correspondem ao artefato local examinado; não comprovam corrupção do banco real nem determinam a biblioteca de uma implantação futura.</w:t>
+      </w:r>
+    </w:p>
+    <w:p>
+      <w:pPr>
+        <w:keepLines/>
+      </w:pPr>
+      <w:r>
+        <w:rPr>
+          <w:b/>
+          <w:bCs/>
+          <w:color w:val="17365D"/>
+        </w:rPr>
+        <w:t xml:space="preserve">Limite da conclusão. </w:t>
+      </w:r>
+      <w:r>
+        <w:t>A conclusão da Etapa 12 representa a conclusão do ciclo preparatório e documental aprovado. Não significa que a API esteja implantada, homologada ou autorizada para produção.</w:t>
+      </w:r>
+    </w:p>
+    <w:p>
+      <w:pPr>
+        <w:pStyle w:val="Ttulo1"/>
+        <w:spacing w:after="120"/>
+      </w:pPr>
+      <w:r>
+        <w:t xml:space="preserve">Encerramento e retomada</w:t>
+      </w:r>
+      <w:r>
+        <w:t/>
+      </w:r>
+    </w:p>
+    <w:p>
+      <w:pPr>
+        <w:keepLines/>
+      </w:pPr>
+      <w:r>
+        <w:rPr>
+          <w:b/>
+          <w:bCs/>
+          <w:color w:val="17365D"/>
+        </w:rPr>
+        <w:t xml:space="preserve">Status geral. </w:t>
+      </w:r>
+      <w:r>
+        <w:t>Etapas 1 a 12 concluídas nos respectivos escopos aprovados; nenhuma etapa pendente dentro do ciclo técnico atual. Projeto pronto para stand-by. A conclusão não declara implementados os requisitos condicionais de uma futura publicação.</w:t>
+      </w:r>
+    </w:p>
+    <w:p>
+      <w:pPr>
+        <w:keepLines/>
+      </w:pPr>
+      <w:r>
+        <w:rPr>
+          <w:b/>
+          <w:bCs/>
+          <w:color w:val="17365D"/>
+        </w:rPr>
+        <w:t xml:space="preserve">Validação técnica final. </w:t>
+      </w:r>
+      <w:r>
+        <w:t>Build da solução concluído com zero erros e zero warnings. Suíte completa: 166 testes aprovados, zero falhas e zero ignorados, em ambientes sintéticos. Referências a quantidades menores nas etapas anteriores são registros históricos.</w:t>
+      </w:r>
+    </w:p>
+    <w:p>
+      <w:pPr>
+        <w:keepLines/>
+      </w:pPr>
+      <w:r>
+        <w:rPr>
+          <w:b/>
+          <w:bCs/>
+          <w:color w:val="17365D"/>
+        </w:rPr>
+        <w:t xml:space="preserve">Rastreabilidade. </w:t>
+      </w:r>
+      <w:r>
+        <w:t>Validação final realizada na branch main, com Git limpo antes desta atualização documental. Commit de referência: f92bb24b353c6ec54024dc176d5ac4b19148fd25. O encerramento não incluiu deploy, migrations ou diagnóstico no banco real, nem acesso aos User Secrets locais.</w:t>
+      </w:r>
+    </w:p>
+    <w:p>
+      <w:pPr>
+        <w:keepLines/>
+      </w:pPr>
+      <w:r>
+        <w:rPr>
+          <w:b/>
+          <w:bCs/>
+          <w:color w:val="17365D"/>
+        </w:rPr>
+        <w:t xml:space="preserve">Próximo passo futuro. </w:t>
+      </w:r>
+      <w:r>
+        <w:t>Na retomada, revisar o estado do projeto e definir o objetivo da próxima fase antes de implementar. Se o objetivo for publicar a API, começar por docs/plano-publicacao-retomada.md e revalidar riscos, dependências e requisitos conforme o ambiente escolhido. Hospedagem, banco servidor, Docker e outras tecnologias não estão definidos antecipadamente.</w:t>
+      </w:r>
+    </w:p>
+    <w:p>
+      <w:pPr>
+        <w:keepLines/>
+      </w:pPr>
+      <w:r>
+        <w:rPr>
+          <w:b/>
+          <w:bCs/>
+          <w:color w:val="17365D"/>
+        </w:rPr>
+        <w:t xml:space="preserve">Referências existentes. </w:t>
+      </w:r>
+      <w:r>
+        <w:t>README.md: funcionamento e desenvolvimento local; docs/diagnostico-identidade-email.md: procedimento e limites do diagnóstico legado; docs/plano-publicacao-retomada.md: prioridades, riscos, decisões e critérios de publicação.</w:t>
       </w:r>
     </w:p>
     <w:p>
